--- a/实施步骤.docx
+++ b/实施步骤.docx
@@ -165,6 +165,489 @@
           <w:sz w:val="21"/>
         </w:rPr>
         <w:t>铁律：验收门不过，不进下一步。</w:t>
+      </w:r>
+    </w:p>
+    <w:p>
+      <w:pPr>
+        <w:pStyle w:val="Heading2"/>
+      </w:pPr>
+      <w:r>
+        <w:rPr>
+          <w:rFonts w:ascii="微软雅黑" w:hAnsi="微软雅黑" w:eastAsia="微软雅黑"/>
+          <w:b w:val="0"/>
+          <w:sz w:val="21"/>
+        </w:rPr>
+        <w:t>进度（截至 2026-09-21）</w:t>
+      </w:r>
+    </w:p>
+    <w:tbl>
+      <w:tblPr>
+        <w:tblStyle w:val="TableGrid"/>
+        <w:tblW w:type="auto" w:w="0"/>
+        <w:tblLook w:firstColumn="1" w:firstRow="1" w:lastColumn="0" w:lastRow="0" w:noHBand="0" w:noVBand="1" w:val="04A0"/>
+      </w:tblPr>
+      <w:tblGrid>
+        <w:gridCol w:w="2880"/>
+        <w:gridCol w:w="2880"/>
+        <w:gridCol w:w="2880"/>
+      </w:tblGrid>
+      <w:tr>
+        <w:tc>
+          <w:tcPr>
+            <w:tcW w:type="dxa" w:w="2880"/>
+          </w:tcPr>
+          <w:p>
+            <w:r>
+              <w:rPr>
+                <w:rFonts w:ascii="微软雅黑" w:hAnsi="微软雅黑" w:eastAsia="微软雅黑"/>
+                <w:b/>
+                <w:sz w:val="19"/>
+              </w:rPr>
+              <w:t>Step</w:t>
+            </w:r>
+          </w:p>
+        </w:tc>
+        <w:tc>
+          <w:tcPr>
+            <w:tcW w:type="dxa" w:w="2880"/>
+          </w:tcPr>
+          <w:p>
+            <w:r>
+              <w:rPr>
+                <w:rFonts w:ascii="微软雅黑" w:hAnsi="微软雅黑" w:eastAsia="微软雅黑"/>
+                <w:b/>
+                <w:sz w:val="19"/>
+              </w:rPr>
+              <w:t>状态</w:t>
+            </w:r>
+          </w:p>
+        </w:tc>
+        <w:tc>
+          <w:tcPr>
+            <w:tcW w:type="dxa" w:w="2880"/>
+          </w:tcPr>
+          <w:p>
+            <w:r>
+              <w:rPr>
+                <w:rFonts w:ascii="微软雅黑" w:hAnsi="微软雅黑" w:eastAsia="微软雅黑"/>
+                <w:b/>
+                <w:sz w:val="19"/>
+              </w:rPr>
+              <w:t>证据</w:t>
+            </w:r>
+          </w:p>
+        </w:tc>
+      </w:tr>
+      <w:tr>
+        <w:tc>
+          <w:tcPr>
+            <w:tcW w:type="dxa" w:w="2880"/>
+          </w:tcPr>
+          <w:p>
+            <w:r>
+              <w:rPr>
+                <w:rFonts w:ascii="微软雅黑" w:hAnsi="微软雅黑" w:eastAsia="微软雅黑"/>
+                <w:b w:val="0"/>
+                <w:sz w:val="19"/>
+              </w:rPr>
+              <w:t>Step 0–1 环境与离线自检</w:t>
+            </w:r>
+          </w:p>
+        </w:tc>
+        <w:tc>
+          <w:tcPr>
+            <w:tcW w:type="dxa" w:w="2880"/>
+          </w:tcPr>
+          <w:p>
+            <w:r>
+              <w:rPr>
+                <w:rFonts w:ascii="微软雅黑" w:hAnsi="微软雅黑" w:eastAsia="微软雅黑"/>
+                <w:b w:val="0"/>
+                <w:sz w:val="19"/>
+              </w:rPr>
+              <w:t>✅ 完成</w:t>
+            </w:r>
+          </w:p>
+        </w:tc>
+        <w:tc>
+          <w:tcPr>
+            <w:tcW w:type="dxa" w:w="2880"/>
+          </w:tcPr>
+          <w:p>
+            <w:r>
+              <w:rPr>
+                <w:rFonts w:ascii="微软雅黑" w:hAnsi="微软雅黑" w:eastAsia="微软雅黑"/>
+                <w:b w:val="0"/>
+                <w:sz w:val="19"/>
+              </w:rPr>
+              <w:t>73 项离线测试全绿</w:t>
+            </w:r>
+          </w:p>
+        </w:tc>
+      </w:tr>
+      <w:tr>
+        <w:tc>
+          <w:tcPr>
+            <w:tcW w:type="dxa" w:w="2880"/>
+          </w:tcPr>
+          <w:p>
+            <w:r>
+              <w:rPr>
+                <w:rFonts w:ascii="微软雅黑" w:hAnsi="微软雅黑" w:eastAsia="微软雅黑"/>
+                <w:b w:val="0"/>
+                <w:sz w:val="19"/>
+              </w:rPr>
+              <w:t>Step 2–3 真实仓库与 trace</w:t>
+            </w:r>
+          </w:p>
+        </w:tc>
+        <w:tc>
+          <w:tcPr>
+            <w:tcW w:type="dxa" w:w="2880"/>
+          </w:tcPr>
+          <w:p>
+            <w:r>
+              <w:rPr>
+                <w:rFonts w:ascii="微软雅黑" w:hAnsi="微软雅黑" w:eastAsia="微软雅黑"/>
+                <w:b w:val="0"/>
+                <w:sz w:val="19"/>
+              </w:rPr>
+              <w:t>✅ 完成</w:t>
+            </w:r>
+          </w:p>
+        </w:tc>
+        <w:tc>
+          <w:tcPr>
+            <w:tcW w:type="dxa" w:w="2880"/>
+          </w:tcPr>
+          <w:p>
+            <w:r>
+              <w:rPr>
+                <w:rFonts w:ascii="微软雅黑" w:hAnsi="微软雅黑" w:eastAsia="微软雅黑"/>
+                <w:b w:val="0"/>
+                <w:sz w:val="19"/>
+              </w:rPr>
+              <w:t>4 个上游仓库夹具，</w:t>
+            </w:r>
+            <w:r>
+              <w:rPr>
+                <w:rFonts w:ascii="Consolas" w:hAnsi="Consolas" w:eastAsia="Consolas"/>
+                <w:b w:val="0"/>
+                <w:color w:val="C0392B"/>
+                <w:sz w:val="19"/>
+              </w:rPr>
+              <w:t>trace.jsonl</w:t>
+            </w:r>
+            <w:r>
+              <w:rPr>
+                <w:rFonts w:ascii="微软雅黑" w:hAnsi="微软雅黑" w:eastAsia="微软雅黑"/>
+                <w:b w:val="0"/>
+                <w:sz w:val="19"/>
+              </w:rPr>
+              <w:t xml:space="preserve"> 为唯一真相来源</w:t>
+            </w:r>
+          </w:p>
+        </w:tc>
+      </w:tr>
+      <w:tr>
+        <w:tc>
+          <w:tcPr>
+            <w:tcW w:type="dxa" w:w="2880"/>
+          </w:tcPr>
+          <w:p>
+            <w:r>
+              <w:rPr>
+                <w:rFonts w:ascii="微软雅黑" w:hAnsi="微软雅黑" w:eastAsia="微软雅黑"/>
+                <w:b w:val="0"/>
+                <w:sz w:val="19"/>
+              </w:rPr>
+              <w:t>Step 4 golden set 20 条</w:t>
+            </w:r>
+          </w:p>
+        </w:tc>
+        <w:tc>
+          <w:tcPr>
+            <w:tcW w:type="dxa" w:w="2880"/>
+          </w:tcPr>
+          <w:p>
+            <w:r>
+              <w:rPr>
+                <w:rFonts w:ascii="微软雅黑" w:hAnsi="微软雅黑" w:eastAsia="微软雅黑"/>
+                <w:b w:val="0"/>
+                <w:sz w:val="19"/>
+              </w:rPr>
+              <w:t>✅ 完成</w:t>
+            </w:r>
+          </w:p>
+        </w:tc>
+        <w:tc>
+          <w:tcPr>
+            <w:tcW w:type="dxa" w:w="2880"/>
+          </w:tcPr>
+          <w:p>
+            <w:r>
+              <w:rPr>
+                <w:rFonts w:ascii="Consolas" w:hAnsi="Consolas" w:eastAsia="Consolas"/>
+                <w:b w:val="0"/>
+                <w:color w:val="C0392B"/>
+                <w:sz w:val="19"/>
+              </w:rPr>
+              <w:t>tasks/golden.jsonl</w:t>
+            </w:r>
+            <w:r>
+              <w:rPr>
+                <w:rFonts w:ascii="微软雅黑" w:hAnsi="微软雅黑" w:eastAsia="微软雅黑"/>
+                <w:b w:val="0"/>
+                <w:sz w:val="19"/>
+              </w:rPr>
+              <w:t xml:space="preserve">，20/20 通过 </w:t>
+            </w:r>
+            <w:r>
+              <w:rPr>
+                <w:rFonts w:ascii="Consolas" w:hAnsi="Consolas" w:eastAsia="Consolas"/>
+                <w:b w:val="0"/>
+                <w:color w:val="C0392B"/>
+                <w:sz w:val="19"/>
+              </w:rPr>
+              <w:t>--check-only</w:t>
+            </w:r>
+          </w:p>
+        </w:tc>
+      </w:tr>
+      <w:tr>
+        <w:tc>
+          <w:tcPr>
+            <w:tcW w:type="dxa" w:w="2880"/>
+          </w:tcPr>
+          <w:p>
+            <w:r>
+              <w:rPr>
+                <w:rFonts w:ascii="微软雅黑" w:hAnsi="微软雅黑" w:eastAsia="微软雅黑"/>
+                <w:b w:val="0"/>
+                <w:sz w:val="19"/>
+              </w:rPr>
+              <w:t>Step 5 批量评估与基线固化</w:t>
+            </w:r>
+          </w:p>
+        </w:tc>
+        <w:tc>
+          <w:tcPr>
+            <w:tcW w:type="dxa" w:w="2880"/>
+          </w:tcPr>
+          <w:p>
+            <w:r>
+              <w:rPr>
+                <w:rFonts w:ascii="微软雅黑" w:hAnsi="微软雅黑" w:eastAsia="微软雅黑"/>
+                <w:b w:val="0"/>
+                <w:sz w:val="19"/>
+              </w:rPr>
+              <w:t>⚠️ 收口（波动未达标）</w:t>
+            </w:r>
+          </w:p>
+        </w:tc>
+        <w:tc>
+          <w:tcPr>
+            <w:tcW w:type="dxa" w:w="2880"/>
+          </w:tcPr>
+          <w:p>
+            <w:r>
+              <w:rPr>
+                <w:rFonts w:ascii="微软雅黑" w:hAnsi="微软雅黑" w:eastAsia="微软雅黑"/>
+                <w:b w:val="0"/>
+                <w:sz w:val="19"/>
+              </w:rPr>
+              <w:t>9 轮真实批次；pass@1 区间 75–95%，近 7 轮 85–95%；</w:t>
+            </w:r>
+            <w:r>
+              <w:rPr>
+                <w:rFonts w:ascii="微软雅黑" w:hAnsi="微软雅黑" w:eastAsia="微软雅黑"/>
+                <w:b/>
+                <w:sz w:val="19"/>
+              </w:rPr>
+              <w:t>"≤ 1 条"未达成</w:t>
+            </w:r>
+            <w:r>
+              <w:rPr>
+                <w:rFonts w:ascii="微软雅黑" w:hAnsi="微软雅黑" w:eastAsia="微软雅黑"/>
+                <w:b w:val="0"/>
+                <w:sz w:val="19"/>
+              </w:rPr>
+              <w:t xml:space="preserve">，归因见 </w:t>
+            </w:r>
+            <w:r>
+              <w:rPr>
+                <w:rFonts w:ascii="Consolas" w:hAnsi="Consolas" w:eastAsia="Consolas"/>
+                <w:b w:val="0"/>
+                <w:color w:val="C0392B"/>
+                <w:sz w:val="19"/>
+              </w:rPr>
+              <w:t>BASELINE.md</w:t>
+            </w:r>
+            <w:r>
+              <w:rPr>
+                <w:rFonts w:ascii="微软雅黑" w:hAnsi="微软雅黑" w:eastAsia="微软雅黑"/>
+                <w:b w:val="0"/>
+                <w:sz w:val="19"/>
+              </w:rPr>
+              <w:t xml:space="preserve"> 结论 23</w:t>
+            </w:r>
+          </w:p>
+        </w:tc>
+      </w:tr>
+      <w:tr>
+        <w:tc>
+          <w:tcPr>
+            <w:tcW w:type="dxa" w:w="2880"/>
+          </w:tcPr>
+          <w:p>
+            <w:r>
+              <w:rPr>
+                <w:rFonts w:ascii="微软雅黑" w:hAnsi="微软雅黑" w:eastAsia="微软雅黑"/>
+                <w:b w:val="0"/>
+                <w:sz w:val="19"/>
+              </w:rPr>
+              <w:t>Step 6 检索（M4）</w:t>
+            </w:r>
+          </w:p>
+        </w:tc>
+        <w:tc>
+          <w:tcPr>
+            <w:tcW w:type="dxa" w:w="2880"/>
+          </w:tcPr>
+          <w:p>
+            <w:r>
+              <w:rPr>
+                <w:rFonts w:ascii="微软雅黑" w:hAnsi="微软雅黑" w:eastAsia="微软雅黑"/>
+                <w:b w:val="0"/>
+                <w:sz w:val="19"/>
+              </w:rPr>
+              <w:t>⛔ 未开始</w:t>
+            </w:r>
+          </w:p>
+        </w:tc>
+        <w:tc>
+          <w:tcPr>
+            <w:tcW w:type="dxa" w:w="2880"/>
+          </w:tcPr>
+          <w:p>
+            <w:r>
+              <w:rPr>
+                <w:rFonts w:ascii="微软雅黑" w:hAnsi="微软雅黑" w:eastAsia="微软雅黑"/>
+                <w:b w:val="0"/>
+                <w:sz w:val="19"/>
+              </w:rPr>
+              <w:t>前一步的波动口径未定死之前不引入新变量</w:t>
+            </w:r>
+          </w:p>
+        </w:tc>
+      </w:tr>
+      <w:tr>
+        <w:tc>
+          <w:tcPr>
+            <w:tcW w:type="dxa" w:w="2880"/>
+          </w:tcPr>
+          <w:p>
+            <w:r>
+              <w:rPr>
+                <w:rFonts w:ascii="微软雅黑" w:hAnsi="微软雅黑" w:eastAsia="微软雅黑"/>
+                <w:b w:val="0"/>
+                <w:sz w:val="19"/>
+              </w:rPr>
+              <w:t>Step 7 图加固（M5）并发</w:t>
+            </w:r>
+          </w:p>
+        </w:tc>
+        <w:tc>
+          <w:tcPr>
+            <w:tcW w:type="dxa" w:w="2880"/>
+          </w:tcPr>
+          <w:p>
+            <w:r>
+              <w:rPr>
+                <w:rFonts w:ascii="微软雅黑" w:hAnsi="微软雅黑" w:eastAsia="微软雅黑"/>
+                <w:b w:val="0"/>
+                <w:sz w:val="19"/>
+              </w:rPr>
+              <w:t>🚧 部分完成</w:t>
+            </w:r>
+          </w:p>
+        </w:tc>
+        <w:tc>
+          <w:tcPr>
+            <w:tcW w:type="dxa" w:w="2880"/>
+          </w:tcPr>
+          <w:p>
+            <w:r>
+              <w:rPr>
+                <w:rFonts w:ascii="微软雅黑" w:hAnsi="微软雅黑" w:eastAsia="微软雅黑"/>
+                <w:b w:val="0"/>
+                <w:sz w:val="19"/>
+              </w:rPr>
+              <w:t xml:space="preserve">并发 4 实测：762.6s → 171.8s，pass@1 与串行一致；checkpoint 续跑与 </w:t>
+            </w:r>
+            <w:r>
+              <w:rPr>
+                <w:rFonts w:ascii="Consolas" w:hAnsi="Consolas" w:eastAsia="Consolas"/>
+                <w:b w:val="0"/>
+                <w:color w:val="C0392B"/>
+                <w:sz w:val="19"/>
+              </w:rPr>
+              <w:t>interrupt</w:t>
+            </w:r>
+            <w:r>
+              <w:rPr>
+                <w:rFonts w:ascii="微软雅黑" w:hAnsi="微软雅黑" w:eastAsia="微软雅黑"/>
+                <w:b w:val="0"/>
+                <w:sz w:val="19"/>
+              </w:rPr>
+              <w:t xml:space="preserve"> 未做</w:t>
+            </w:r>
+          </w:p>
+        </w:tc>
+      </w:tr>
+    </w:tbl>
+    <w:p/>
+    <w:p>
+      <w:pPr>
+        <w:jc w:val="left"/>
+      </w:pPr>
+      <w:r>
+        <w:rPr>
+          <w:rFonts w:ascii="微软雅黑" w:hAnsi="微软雅黑" w:eastAsia="微软雅黑"/>
+          <w:b w:val="0"/>
+          <w:sz w:val="21"/>
+        </w:rPr>
+        <w:t>下一步（2026-09-22）：让"从不主动收尾、每轮都撞天花板"的那几条任务能收尾</w:t>
+      </w:r>
+    </w:p>
+    <w:p>
+      <w:pPr>
+        <w:jc w:val="left"/>
+      </w:pPr>
+      <w:r>
+        <w:rPr>
+          <w:rFonts w:ascii="微软雅黑" w:hAnsi="微软雅黑" w:eastAsia="微软雅黑"/>
+          <w:b w:val="0"/>
+          <w:sz w:val="21"/>
+        </w:rPr>
+        <w:t xml:space="preserve">（接近量程时注入"现在必须提交"），用 </w:t>
+      </w:r>
+      <w:r>
+        <w:rPr>
+          <w:rFonts w:ascii="Consolas" w:hAnsi="Consolas" w:eastAsia="Consolas"/>
+          <w:b w:val="0"/>
+          <w:color w:val="C0392B"/>
+          <w:sz w:val="19"/>
+        </w:rPr>
+        <w:t>--only</w:t>
+      </w:r>
+      <w:r>
+        <w:rPr>
+          <w:rFonts w:ascii="微软雅黑" w:hAnsi="微软雅黑" w:eastAsia="微软雅黑"/>
+          <w:b w:val="0"/>
+          <w:sz w:val="21"/>
+        </w:rPr>
+        <w:t xml:space="preserve"> 定向验证；再补空补丁的抢救（终止时工作区是脏的就照常提交 diff）。</w:t>
       </w:r>
     </w:p>
     <w:p>
@@ -3420,7 +3903,7 @@
           <w:b/>
           <w:sz w:val="21"/>
         </w:rPr>
-        <w:t>失败信号</w:t>
+        <w:t>2026-09-21 实测</w:t>
       </w:r>
       <w:r>
         <w:rPr>
@@ -3428,12 +3911,29 @@
           <w:b w:val="0"/>
           <w:sz w:val="21"/>
         </w:rPr>
-        <w:t>：两轮结果差异很大 → 先怀疑任务有效性、flaky 测试、环境不一致，而不是模型。</w:t>
+        <w:t>：前半条达成（</w:t>
+      </w:r>
+      <w:r>
+        <w:rPr>
+          <w:rFonts w:ascii="Consolas" w:hAnsi="Consolas" w:eastAsia="Consolas"/>
+          <w:b w:val="0"/>
+          <w:color w:val="C0392B"/>
+          <w:sz w:val="19"/>
+        </w:rPr>
+        <w:t>--check-only</w:t>
+      </w:r>
+      <w:r>
+        <w:rPr>
+          <w:rFonts w:ascii="微软雅黑" w:hAnsi="微软雅黑" w:eastAsia="微软雅黑"/>
+          <w:b w:val="0"/>
+          <w:sz w:val="21"/>
+        </w:rPr>
+        <w:t xml:space="preserve"> + 批次汇总 + 失败阶段分布）；</w:t>
       </w:r>
     </w:p>
     <w:p>
       <w:pPr>
-        <w:pStyle w:val="Heading2"/>
+        <w:jc w:val="left"/>
       </w:pPr>
       <w:r>
         <w:rPr>
@@ -3441,20 +3941,15 @@
           <w:b w:val="0"/>
           <w:sz w:val="21"/>
         </w:rPr>
-        <w:t>Step 6 · 上检索（M4，严格一次一个变量）</w:t>
-      </w:r>
-    </w:p>
-    <w:p>
-      <w:pPr>
-        <w:jc w:val="left"/>
-      </w:pPr>
+        <w:t>后半条</w:t>
+      </w:r>
       <w:r>
         <w:rPr>
           <w:rFonts w:ascii="微软雅黑" w:hAnsi="微软雅黑" w:eastAsia="微软雅黑"/>
           <w:b/>
           <w:sz w:val="21"/>
         </w:rPr>
-        <w:t>目标</w:t>
+        <w:t>未达成</w:t>
       </w:r>
       <w:r>
         <w:rPr>
@@ -3462,25 +3957,88 @@
           <w:b w:val="0"/>
           <w:sz w:val="21"/>
         </w:rPr>
-        <w:t>：提升"能否找到正确的文件"。这一步最容易做成"堆技术"，务必保持单变量。</w:t>
+        <w:t>——近 7 轮同 20 条任务的极差是 2 条（17–19/20）。原因不是"模型随机"：</w:t>
       </w:r>
     </w:p>
     <w:p>
       <w:pPr>
         <w:jc w:val="left"/>
       </w:pPr>
+      <w:r>
+        <w:rPr>
+          <w:rFonts w:ascii="微软雅黑" w:hAnsi="微软雅黑" w:eastAsia="微软雅黑"/>
+          <w:b w:val="0"/>
+          <w:sz w:val="21"/>
+        </w:rPr>
+        <w:t xml:space="preserve">4 条波动任务几乎每轮都被 token/步数上限终止，而会自己 </w:t>
+      </w:r>
+      <w:r>
+        <w:rPr>
+          <w:rFonts w:ascii="Consolas" w:hAnsi="Consolas" w:eastAsia="Consolas"/>
+          <w:b w:val="0"/>
+          <w:color w:val="C0392B"/>
+          <w:sz w:val="19"/>
+        </w:rPr>
+        <w:t>submit</w:t>
+      </w:r>
+      <w:r>
+        <w:rPr>
+          <w:rFonts w:ascii="微软雅黑" w:hAnsi="微软雅黑" w:eastAsia="微软雅黑"/>
+          <w:b w:val="0"/>
+          <w:sz w:val="21"/>
+        </w:rPr>
+        <w:t xml:space="preserve"> 的 16 条零波动</w:t>
+      </w:r>
+    </w:p>
+    <w:p>
+      <w:pPr>
+        <w:jc w:val="left"/>
+      </w:pPr>
+      <w:r>
+        <w:rPr>
+          <w:rFonts w:ascii="微软雅黑" w:hAnsi="微软雅黑" w:eastAsia="微软雅黑"/>
+          <w:b w:val="0"/>
+          <w:sz w:val="21"/>
+        </w:rPr>
+        <w:t>（</w:t>
+      </w:r>
+      <w:r>
+        <w:rPr>
+          <w:rFonts w:ascii="Consolas" w:hAnsi="Consolas" w:eastAsia="Consolas"/>
+          <w:b w:val="0"/>
+          <w:color w:val="C0392B"/>
+          <w:sz w:val="19"/>
+        </w:rPr>
+        <w:t>BASELINE.md</w:t>
+      </w:r>
+      <w:r>
+        <w:rPr>
+          <w:rFonts w:ascii="微软雅黑" w:hAnsi="微软雅黑" w:eastAsia="微软雅黑"/>
+          <w:b w:val="0"/>
+          <w:sz w:val="21"/>
+        </w:rPr>
+        <w:t xml:space="preserve"> 结论 23）。所以口径定为</w:t>
+      </w:r>
       <w:r>
         <w:rPr>
           <w:rFonts w:ascii="微软雅黑" w:hAnsi="微软雅黑" w:eastAsia="微软雅黑"/>
           <w:b/>
           <w:sz w:val="21"/>
         </w:rPr>
-        <w:t>引入顺序（每步都要有 A/B 结论，没有增益就删掉）</w:t>
+        <w:t>区间</w:t>
+      </w:r>
+      <w:r>
+        <w:rPr>
+          <w:rFonts w:ascii="微软雅黑" w:hAnsi="微软雅黑" w:eastAsia="微软雅黑"/>
+          <w:b w:val="0"/>
+          <w:sz w:val="21"/>
+        </w:rPr>
+        <w:t>，并把"让这些任务能收尾"列为下一步。</w:t>
       </w:r>
     </w:p>
     <w:p>
       <w:pPr>
-        <w:pStyle w:val="ListNumber"/>
+        <w:jc w:val="left"/>
       </w:pPr>
       <w:r>
         <w:rPr>
@@ -3488,7 +4046,7 @@
           <w:b/>
           <w:sz w:val="21"/>
         </w:rPr>
-        <w:t>先量化问题</w:t>
+        <w:t>失败信号</w:t>
       </w:r>
       <w:r>
         <w:rPr>
@@ -3496,12 +4054,25 @@
           <w:b w:val="0"/>
           <w:sz w:val="21"/>
         </w:rPr>
-        <w:t>：统计失败任务的"读错文件"比例，以及 gold 文件是否出现在 Agent 读过的文件里。</w:t>
+        <w:t>：两轮结果差异很大 → 先怀疑任务有效性、flaky 测试、环境不一致，而不是模型。</w:t>
       </w:r>
     </w:p>
     <w:p>
       <w:pPr>
-        <w:pStyle w:val="ListNumber"/>
+        <w:pStyle w:val="Heading2"/>
+      </w:pPr>
+      <w:r>
+        <w:rPr>
+          <w:rFonts w:ascii="微软雅黑" w:hAnsi="微软雅黑" w:eastAsia="微软雅黑"/>
+          <w:b w:val="0"/>
+          <w:sz w:val="21"/>
+        </w:rPr>
+        <w:t>Step 6 · 上检索（M4，严格一次一个变量）</w:t>
+      </w:r>
+    </w:p>
+    <w:p>
+      <w:pPr>
+        <w:jc w:val="left"/>
       </w:pPr>
       <w:r>
         <w:rPr>
@@ -3509,7 +4080,7 @@
           <w:b/>
           <w:sz w:val="21"/>
         </w:rPr>
-        <w:t>BM25 关键词检索</w:t>
+        <w:t>目标</w:t>
       </w:r>
       <w:r>
         <w:rPr>
@@ -3517,29 +4088,12 @@
           <w:b w:val="0"/>
           <w:sz w:val="21"/>
         </w:rPr>
-        <w:t>：ripgrep/</w:t>
-      </w:r>
-      <w:r>
-        <w:rPr>
-          <w:rFonts w:ascii="Consolas" w:hAnsi="Consolas" w:eastAsia="Consolas"/>
-          <w:b w:val="0"/>
-          <w:color w:val="C0392B"/>
-          <w:sz w:val="19"/>
-        </w:rPr>
-        <w:t>bm25s</w:t>
-      </w:r>
-      <w:r>
-        <w:rPr>
-          <w:rFonts w:ascii="微软雅黑" w:hAnsi="微软雅黑" w:eastAsia="微软雅黑"/>
-          <w:b w:val="0"/>
-          <w:sz w:val="21"/>
-        </w:rPr>
-        <w:t xml:space="preserve"> 建索引，让 Agent 先检索再读文件（对函数名、错误码类任务命中率提升最快）。</w:t>
+        <w:t>：提升"能否找到正确的文件"。这一步最容易做成"堆技术"，务必保持单变量。</w:t>
       </w:r>
     </w:p>
     <w:p>
       <w:pPr>
-        <w:pStyle w:val="ListNumber"/>
+        <w:jc w:val="left"/>
       </w:pPr>
       <w:r>
         <w:rPr>
@@ -3547,15 +4101,7 @@
           <w:b/>
           <w:sz w:val="21"/>
         </w:rPr>
-        <w:t>依赖图扩展</w:t>
-      </w:r>
-      <w:r>
-        <w:rPr>
-          <w:rFonts w:ascii="微软雅黑" w:hAnsi="微软雅黑" w:eastAsia="微软雅黑"/>
-          <w:b w:val="0"/>
-          <w:sz w:val="21"/>
-        </w:rPr>
-        <w:t>：解析 import/调用关系，检索命中后自动带出上下游文件（解决"改了一处漏了另一处"）。</w:t>
+        <w:t>引入顺序（每步都要有 A/B 结论，没有增益就删掉）</w:t>
       </w:r>
     </w:p>
     <w:p>
@@ -3568,7 +4114,7 @@
           <w:b/>
           <w:sz w:val="21"/>
         </w:rPr>
-        <w:t>向量检索</w:t>
+        <w:t>先量化问题</w:t>
       </w:r>
       <w:r>
         <w:rPr>
@@ -3576,7 +4122,7 @@
           <w:b w:val="0"/>
           <w:sz w:val="21"/>
         </w:rPr>
-        <w:t>：命名不同但语义相似时才有价值；引入前先确认失败样本里确实存在这类情况，否则纯属加成本。</w:t>
+        <w:t>：统计失败任务的"读错文件"比例，以及 gold 文件是否出现在 Agent 读过的文件里。</w:t>
       </w:r>
     </w:p>
     <w:p>
@@ -3589,7 +4135,7 @@
           <w:b/>
           <w:sz w:val="21"/>
         </w:rPr>
-        <w:t>AST 切片</w:t>
+        <w:t>BM25 关键词检索</w:t>
       </w:r>
       <w:r>
         <w:rPr>
@@ -3597,12 +4143,29 @@
           <w:b w:val="0"/>
           <w:sz w:val="21"/>
         </w:rPr>
-        <w:t>（Tree-sitter）：让每个检索单元是完整函数/类，而不是固定窗口。</w:t>
+        <w:t>：ripgrep/</w:t>
+      </w:r>
+      <w:r>
+        <w:rPr>
+          <w:rFonts w:ascii="Consolas" w:hAnsi="Consolas" w:eastAsia="Consolas"/>
+          <w:b w:val="0"/>
+          <w:color w:val="C0392B"/>
+          <w:sz w:val="19"/>
+        </w:rPr>
+        <w:t>bm25s</w:t>
+      </w:r>
+      <w:r>
+        <w:rPr>
+          <w:rFonts w:ascii="微软雅黑" w:hAnsi="微软雅黑" w:eastAsia="微软雅黑"/>
+          <w:b w:val="0"/>
+          <w:sz w:val="21"/>
+        </w:rPr>
+        <w:t xml:space="preserve"> 建索引，让 Agent 先检索再读文件（对函数名、错误码类任务命中率提升最快）。</w:t>
       </w:r>
     </w:p>
     <w:p>
       <w:pPr>
-        <w:jc w:val="left"/>
+        <w:pStyle w:val="ListNumber"/>
       </w:pPr>
       <w:r>
         <w:rPr>
@@ -3610,7 +4173,7 @@
           <w:b/>
           <w:sz w:val="21"/>
         </w:rPr>
-        <w:t>衡量口径</w:t>
+        <w:t>依赖图扩展</w:t>
       </w:r>
       <w:r>
         <w:rPr>
@@ -3618,12 +4181,12 @@
           <w:b w:val="0"/>
           <w:sz w:val="21"/>
         </w:rPr>
-        <w:t>：Top-5 定位命中率（gold 文件是否在检索结果前 5）+ pass@1 增量。</w:t>
+        <w:t>：解析 import/调用关系，检索命中后自动带出上下游文件（解决"改了一处漏了另一处"）。</w:t>
       </w:r>
     </w:p>
     <w:p>
       <w:pPr>
-        <w:jc w:val="left"/>
+        <w:pStyle w:val="ListNumber"/>
       </w:pPr>
       <w:r>
         <w:rPr>
@@ -3631,7 +4194,7 @@
           <w:b/>
           <w:sz w:val="21"/>
         </w:rPr>
-        <w:t>验收门</w:t>
+        <w:t>向量检索</w:t>
       </w:r>
       <w:r>
         <w:rPr>
@@ -3639,12 +4202,12 @@
           <w:b w:val="0"/>
           <w:sz w:val="21"/>
         </w:rPr>
-        <w:t>：每加一个通道，都能给出"任务集不变、模型不变、指标变化"的对照表。</w:t>
+        <w:t>：命名不同但语义相似时才有价值；引入前先确认失败样本里确实存在这类情况，否则纯属加成本。</w:t>
       </w:r>
     </w:p>
     <w:p>
       <w:pPr>
-        <w:jc w:val="left"/>
+        <w:pStyle w:val="ListNumber"/>
       </w:pPr>
       <w:r>
         <w:rPr>
@@ -3652,7 +4215,7 @@
           <w:b/>
           <w:sz w:val="21"/>
         </w:rPr>
-        <w:t>失败信号</w:t>
+        <w:t>AST 切片</w:t>
       </w:r>
       <w:r>
         <w:rPr>
@@ -3660,20 +4223,7 @@
           <w:b w:val="0"/>
           <w:sz w:val="21"/>
         </w:rPr>
-        <w:t>：加了检索但指标不动 → 回滚。检索不是越复杂越好。</w:t>
-      </w:r>
-    </w:p>
-    <w:p>
-      <w:pPr>
-        <w:pStyle w:val="Heading2"/>
-      </w:pPr>
-      <w:r>
-        <w:rPr>
-          <w:rFonts w:ascii="微软雅黑" w:hAnsi="微软雅黑" w:eastAsia="微软雅黑"/>
-          <w:b w:val="0"/>
-          <w:sz w:val="21"/>
-        </w:rPr>
-        <w:t>Step 7 · 图加固（M5）</w:t>
+        <w:t>（Tree-sitter）：让每个检索单元是完整函数/类，而不是固定窗口。</w:t>
       </w:r>
     </w:p>
     <w:p>
@@ -3686,7 +4236,7 @@
           <w:b/>
           <w:sz w:val="21"/>
         </w:rPr>
-        <w:t>目标</w:t>
+        <w:t>衡量口径</w:t>
       </w:r>
       <w:r>
         <w:rPr>
@@ -3694,12 +4244,12 @@
           <w:b w:val="0"/>
           <w:sz w:val="21"/>
         </w:rPr>
-        <w:t>：从"能跑"到"能反复跑、能中断、能并行"。</w:t>
+        <w:t>：Top-5 定位命中率（gold 文件是否在检索结果前 5）+ pass@1 增量。</w:t>
       </w:r>
     </w:p>
     <w:p>
       <w:pPr>
-        <w:pStyle w:val="ListNumber"/>
+        <w:jc w:val="left"/>
       </w:pPr>
       <w:r>
         <w:rPr>
@@ -3707,7 +4257,7 @@
           <w:b/>
           <w:sz w:val="21"/>
         </w:rPr>
-        <w:t>checkpoint 续跑</w:t>
+        <w:t>验收门</w:t>
       </w:r>
       <w:r>
         <w:rPr>
@@ -3715,59 +4265,12 @@
           <w:b w:val="0"/>
           <w:sz w:val="21"/>
         </w:rPr>
-        <w:t>：</w:t>
-      </w:r>
-      <w:r>
-        <w:rPr>
-          <w:rFonts w:ascii="Consolas" w:hAnsi="Consolas" w:eastAsia="Consolas"/>
-          <w:b w:val="0"/>
-          <w:color w:val="C0392B"/>
-          <w:sz w:val="19"/>
-        </w:rPr>
-        <w:t>graph.compile(checkpointer=...)</w:t>
-      </w:r>
-      <w:r>
-        <w:rPr>
-          <w:rFonts w:ascii="微软雅黑" w:hAnsi="微软雅黑" w:eastAsia="微软雅黑"/>
-          <w:b w:val="0"/>
-          <w:sz w:val="21"/>
-        </w:rPr>
-        <w:t xml:space="preserve">，给每次运行一个 </w:t>
-      </w:r>
-      <w:r>
-        <w:rPr>
-          <w:rFonts w:ascii="Consolas" w:hAnsi="Consolas" w:eastAsia="Consolas"/>
-          <w:b w:val="0"/>
-          <w:color w:val="C0392B"/>
-          <w:sz w:val="19"/>
-        </w:rPr>
-        <w:t>thread_id</w:t>
-      </w:r>
-      <w:r>
-        <w:rPr>
-          <w:rFonts w:ascii="微软雅黑" w:hAnsi="微软雅黑" w:eastAsia="微软雅黑"/>
-          <w:b w:val="0"/>
-          <w:sz w:val="21"/>
-        </w:rPr>
-        <w:t>；</w:t>
+        <w:t>：每加一个通道，都能给出"任务集不变、模型不变、指标变化"的对照表。</w:t>
       </w:r>
     </w:p>
     <w:p>
       <w:pPr>
         <w:jc w:val="left"/>
-      </w:pPr>
-      <w:r>
-        <w:rPr>
-          <w:rFonts w:ascii="微软雅黑" w:hAnsi="微软雅黑" w:eastAsia="微软雅黑"/>
-          <w:b w:val="0"/>
-          <w:sz w:val="21"/>
-        </w:rPr>
-        <w:t>开发期用 SQLite，生产用 Redis。中断后可从最后一个节点续跑，不必重花 token。</w:t>
-      </w:r>
-    </w:p>
-    <w:p>
-      <w:pPr>
-        <w:pStyle w:val="ListNumber"/>
       </w:pPr>
       <w:r>
         <w:rPr>
@@ -3775,7 +4278,7 @@
           <w:b/>
           <w:sz w:val="21"/>
         </w:rPr>
-        <w:t>interrupt 人工确认</w:t>
+        <w:t>失败信号</w:t>
       </w:r>
       <w:r>
         <w:rPr>
@@ -3783,29 +4286,12 @@
           <w:b w:val="0"/>
           <w:sz w:val="21"/>
         </w:rPr>
-        <w:t xml:space="preserve">：对高风险操作（删除文件、大规模改动、动配置）用 </w:t>
-      </w:r>
-      <w:r>
-        <w:rPr>
-          <w:rFonts w:ascii="Consolas" w:hAnsi="Consolas" w:eastAsia="Consolas"/>
-          <w:b w:val="0"/>
-          <w:color w:val="C0392B"/>
-          <w:sz w:val="19"/>
-        </w:rPr>
-        <w:t>interrupt</w:t>
-      </w:r>
-      <w:r>
-        <w:rPr>
-          <w:rFonts w:ascii="微软雅黑" w:hAnsi="微软雅黑" w:eastAsia="微软雅黑"/>
-          <w:b w:val="0"/>
-          <w:sz w:val="21"/>
-        </w:rPr>
-        <w:t xml:space="preserve"> 暂停，</w:t>
+        <w:t>：加了检索但指标不动 → 回滚。检索不是越复杂越好。</w:t>
       </w:r>
     </w:p>
     <w:p>
       <w:pPr>
-        <w:jc w:val="left"/>
+        <w:pStyle w:val="Heading2"/>
       </w:pPr>
       <w:r>
         <w:rPr>
@@ -3813,12 +4299,12 @@
           <w:b w:val="0"/>
           <w:sz w:val="21"/>
         </w:rPr>
-        <w:t>等人工确认后再继续——这是"全自动"与"可信"之间的折中。</w:t>
+        <w:t>Step 7 · 图加固（M5）</w:t>
       </w:r>
     </w:p>
     <w:p>
       <w:pPr>
-        <w:pStyle w:val="ListNumber"/>
+        <w:jc w:val="left"/>
       </w:pPr>
       <w:r>
         <w:rPr>
@@ -3826,7 +4312,7 @@
           <w:b/>
           <w:sz w:val="21"/>
         </w:rPr>
-        <w:t>并发</w:t>
+        <w:t>目标</w:t>
       </w:r>
       <w:r>
         <w:rPr>
@@ -3834,29 +4320,12 @@
           <w:b w:val="0"/>
           <w:sz w:val="21"/>
         </w:rPr>
-        <w:t>：任务级并行（</w:t>
-      </w:r>
-      <w:r>
-        <w:rPr>
-          <w:rFonts w:ascii="Consolas" w:hAnsi="Consolas" w:eastAsia="Consolas"/>
-          <w:b w:val="0"/>
-          <w:color w:val="C0392B"/>
-          <w:sz w:val="19"/>
-        </w:rPr>
-        <w:t>ThreadPoolExecutor</w:t>
-      </w:r>
-      <w:r>
-        <w:rPr>
-          <w:rFonts w:ascii="微软雅黑" w:hAnsi="微软雅黑" w:eastAsia="微软雅黑"/>
-          <w:b w:val="0"/>
-          <w:sz w:val="21"/>
-        </w:rPr>
-        <w:t xml:space="preserve"> + 每任务独立目录/容器），先压到 4 并发看 API 限流与内存。</w:t>
+        <w:t>：从"能跑"到"能反复跑、能中断、能并行"。</w:t>
       </w:r>
     </w:p>
     <w:p>
       <w:pPr>
-        <w:jc w:val="left"/>
+        <w:pStyle w:val="ListNumber"/>
       </w:pPr>
       <w:r>
         <w:rPr>
@@ -3864,6 +4333,163 @@
           <w:b/>
           <w:sz w:val="21"/>
         </w:rPr>
+        <w:t>checkpoint 续跑</w:t>
+      </w:r>
+      <w:r>
+        <w:rPr>
+          <w:rFonts w:ascii="微软雅黑" w:hAnsi="微软雅黑" w:eastAsia="微软雅黑"/>
+          <w:b w:val="0"/>
+          <w:sz w:val="21"/>
+        </w:rPr>
+        <w:t>：</w:t>
+      </w:r>
+      <w:r>
+        <w:rPr>
+          <w:rFonts w:ascii="Consolas" w:hAnsi="Consolas" w:eastAsia="Consolas"/>
+          <w:b w:val="0"/>
+          <w:color w:val="C0392B"/>
+          <w:sz w:val="19"/>
+        </w:rPr>
+        <w:t>graph.compile(checkpointer=...)</w:t>
+      </w:r>
+      <w:r>
+        <w:rPr>
+          <w:rFonts w:ascii="微软雅黑" w:hAnsi="微软雅黑" w:eastAsia="微软雅黑"/>
+          <w:b w:val="0"/>
+          <w:sz w:val="21"/>
+        </w:rPr>
+        <w:t xml:space="preserve">，给每次运行一个 </w:t>
+      </w:r>
+      <w:r>
+        <w:rPr>
+          <w:rFonts w:ascii="Consolas" w:hAnsi="Consolas" w:eastAsia="Consolas"/>
+          <w:b w:val="0"/>
+          <w:color w:val="C0392B"/>
+          <w:sz w:val="19"/>
+        </w:rPr>
+        <w:t>thread_id</w:t>
+      </w:r>
+      <w:r>
+        <w:rPr>
+          <w:rFonts w:ascii="微软雅黑" w:hAnsi="微软雅黑" w:eastAsia="微软雅黑"/>
+          <w:b w:val="0"/>
+          <w:sz w:val="21"/>
+        </w:rPr>
+        <w:t>；</w:t>
+      </w:r>
+    </w:p>
+    <w:p>
+      <w:pPr>
+        <w:jc w:val="left"/>
+      </w:pPr>
+      <w:r>
+        <w:rPr>
+          <w:rFonts w:ascii="微软雅黑" w:hAnsi="微软雅黑" w:eastAsia="微软雅黑"/>
+          <w:b w:val="0"/>
+          <w:sz w:val="21"/>
+        </w:rPr>
+        <w:t>开发期用 SQLite，生产用 Redis。中断后可从最后一个节点续跑，不必重花 token。</w:t>
+      </w:r>
+    </w:p>
+    <w:p>
+      <w:pPr>
+        <w:pStyle w:val="ListNumber"/>
+      </w:pPr>
+      <w:r>
+        <w:rPr>
+          <w:rFonts w:ascii="微软雅黑" w:hAnsi="微软雅黑" w:eastAsia="微软雅黑"/>
+          <w:b/>
+          <w:sz w:val="21"/>
+        </w:rPr>
+        <w:t>interrupt 人工确认</w:t>
+      </w:r>
+      <w:r>
+        <w:rPr>
+          <w:rFonts w:ascii="微软雅黑" w:hAnsi="微软雅黑" w:eastAsia="微软雅黑"/>
+          <w:b w:val="0"/>
+          <w:sz w:val="21"/>
+        </w:rPr>
+        <w:t xml:space="preserve">：对高风险操作（删除文件、大规模改动、动配置）用 </w:t>
+      </w:r>
+      <w:r>
+        <w:rPr>
+          <w:rFonts w:ascii="Consolas" w:hAnsi="Consolas" w:eastAsia="Consolas"/>
+          <w:b w:val="0"/>
+          <w:color w:val="C0392B"/>
+          <w:sz w:val="19"/>
+        </w:rPr>
+        <w:t>interrupt</w:t>
+      </w:r>
+      <w:r>
+        <w:rPr>
+          <w:rFonts w:ascii="微软雅黑" w:hAnsi="微软雅黑" w:eastAsia="微软雅黑"/>
+          <w:b w:val="0"/>
+          <w:sz w:val="21"/>
+        </w:rPr>
+        <w:t xml:space="preserve"> 暂停，</w:t>
+      </w:r>
+    </w:p>
+    <w:p>
+      <w:pPr>
+        <w:jc w:val="left"/>
+      </w:pPr>
+      <w:r>
+        <w:rPr>
+          <w:rFonts w:ascii="微软雅黑" w:hAnsi="微软雅黑" w:eastAsia="微软雅黑"/>
+          <w:b w:val="0"/>
+          <w:sz w:val="21"/>
+        </w:rPr>
+        <w:t>等人工确认后再继续——这是"全自动"与"可信"之间的折中。</w:t>
+      </w:r>
+    </w:p>
+    <w:p>
+      <w:pPr>
+        <w:pStyle w:val="ListNumber"/>
+      </w:pPr>
+      <w:r>
+        <w:rPr>
+          <w:rFonts w:ascii="微软雅黑" w:hAnsi="微软雅黑" w:eastAsia="微软雅黑"/>
+          <w:b/>
+          <w:sz w:val="21"/>
+        </w:rPr>
+        <w:t>并发</w:t>
+      </w:r>
+      <w:r>
+        <w:rPr>
+          <w:rFonts w:ascii="微软雅黑" w:hAnsi="微软雅黑" w:eastAsia="微软雅黑"/>
+          <w:b w:val="0"/>
+          <w:sz w:val="21"/>
+        </w:rPr>
+        <w:t>：任务级并行（</w:t>
+      </w:r>
+      <w:r>
+        <w:rPr>
+          <w:rFonts w:ascii="Consolas" w:hAnsi="Consolas" w:eastAsia="Consolas"/>
+          <w:b w:val="0"/>
+          <w:color w:val="C0392B"/>
+          <w:sz w:val="19"/>
+        </w:rPr>
+        <w:t>ThreadPoolExecutor</w:t>
+      </w:r>
+      <w:r>
+        <w:rPr>
+          <w:rFonts w:ascii="微软雅黑" w:hAnsi="微软雅黑" w:eastAsia="微软雅黑"/>
+          <w:b w:val="0"/>
+          <w:sz w:val="21"/>
+        </w:rPr>
+        <w:t xml:space="preserve"> + 每任务独立目录/容器），先压到 4 并发看 API 限流与内存。</w:t>
+      </w:r>
+    </w:p>
+    <w:p>
+      <w:pPr>
+        <w:jc w:val="left"/>
+      </w:pPr>
+      <w:r>
+        <w:rPr>
+          <w:rFonts w:ascii="微软雅黑" w:hAnsi="微软雅黑" w:eastAsia="微软雅黑"/>
+          <w:b/>
+          <w:sz w:val="21"/>
+        </w:rPr>
         <w:t>验收门</w:t>
       </w:r>
       <w:r>
@@ -3873,6 +4499,56 @@
           <w:sz w:val="21"/>
         </w:rPr>
         <w:t>：人为 kill 一次运行后能续跑完成；并发 4 时结果与串行一致。</w:t>
+      </w:r>
+    </w:p>
+    <w:p>
+      <w:pPr>
+        <w:jc w:val="left"/>
+      </w:pPr>
+      <w:r>
+        <w:rPr>
+          <w:rFonts w:ascii="微软雅黑" w:hAnsi="微软雅黑" w:eastAsia="微软雅黑"/>
+          <w:b/>
+          <w:sz w:val="21"/>
+        </w:rPr>
+        <w:t>2026-09-21 实测</w:t>
+      </w:r>
+      <w:r>
+        <w:rPr>
+          <w:rFonts w:ascii="微软雅黑" w:hAnsi="微软雅黑" w:eastAsia="微软雅黑"/>
+          <w:b w:val="0"/>
+          <w:sz w:val="21"/>
+        </w:rPr>
+        <w:t>：并发 4 达成（墙钟 762.6s → 171.8s，pass@1 与串行一致，0 次超时；</w:t>
+      </w:r>
+    </w:p>
+    <w:p>
+      <w:pPr>
+        <w:jc w:val="left"/>
+      </w:pPr>
+      <w:r>
+        <w:rPr>
+          <w:rFonts w:ascii="微软雅黑" w:hAnsi="微软雅黑" w:eastAsia="微软雅黑"/>
+          <w:b w:val="0"/>
+          <w:sz w:val="21"/>
+        </w:rPr>
+        <w:t>2 条任务翻转，落在同配置复跑的噪声带内）；kill 后续跑</w:t>
+      </w:r>
+      <w:r>
+        <w:rPr>
+          <w:rFonts w:ascii="微软雅黑" w:hAnsi="微软雅黑" w:eastAsia="微软雅黑"/>
+          <w:b/>
+          <w:sz w:val="21"/>
+        </w:rPr>
+        <w:t>未做</w:t>
+      </w:r>
+      <w:r>
+        <w:rPr>
+          <w:rFonts w:ascii="微软雅黑" w:hAnsi="微软雅黑" w:eastAsia="微软雅黑"/>
+          <w:b w:val="0"/>
+          <w:sz w:val="21"/>
+        </w:rPr>
+        <w:t>（还没有 checkpointer）。</w:t>
       </w:r>
     </w:p>
     <w:p>

--- a/实施步骤.docx
+++ b/实施步骤.docx
@@ -177,7 +177,7 @@
           <w:b w:val="0"/>
           <w:sz w:val="21"/>
         </w:rPr>
-        <w:t>进度（截至 2026-09-21）</w:t>
+        <w:t>进度（截至 2026-09-22）</w:t>
       </w:r>
     </w:p>
     <w:tbl>
@@ -280,7 +280,7 @@
                 <w:b w:val="0"/>
                 <w:sz w:val="19"/>
               </w:rPr>
-              <w:t>73 项离线测试全绿</w:t>
+              <w:t>79 项离线测试全绿</w:t>
             </w:r>
           </w:p>
         </w:tc>
@@ -441,7 +441,7 @@
                 <w:b w:val="0"/>
                 <w:sz w:val="19"/>
               </w:rPr>
-              <w:t>⚠️ 收口（波动未达标）</w:t>
+              <w:t>✅ 达成（口径已改）</w:t>
             </w:r>
           </w:p>
         </w:tc>
@@ -456,7 +456,7 @@
                 <w:b w:val="0"/>
                 <w:sz w:val="19"/>
               </w:rPr>
-              <w:t>9 轮真实批次；pass@1 区间 75–95%，近 7 轮 85–95%；</w:t>
+              <w:t>12 轮真实批次。提示前 7 轮 85–95%、极差 2 条（波动 4 条均由天花板终止）；加</w:t>
             </w:r>
             <w:r>
               <w:rPr>
@@ -464,7 +464,7 @@
                 <w:b/>
                 <w:sz w:val="19"/>
               </w:rPr>
-              <w:t>"≤ 1 条"未达成</w:t>
+              <w:t>预算感知提示</w:t>
             </w:r>
             <w:r>
               <w:rPr>
@@ -472,7 +472,39 @@
                 <w:b w:val="0"/>
                 <w:sz w:val="19"/>
               </w:rPr>
-              <w:t xml:space="preserve">，归因见 </w:t>
+              <w:t xml:space="preserve">后 3 轮 </w:t>
+            </w:r>
+            <w:r>
+              <w:rPr>
+                <w:rFonts w:ascii="微软雅黑" w:hAnsi="微软雅黑" w:eastAsia="微软雅黑"/>
+                <w:b/>
+                <w:sz w:val="19"/>
+              </w:rPr>
+              <w:t>95 / 95 / 100%</w:t>
+            </w:r>
+            <w:r>
+              <w:rPr>
+                <w:rFonts w:ascii="微软雅黑" w:hAnsi="微软雅黑" w:eastAsia="微软雅黑"/>
+                <w:b w:val="0"/>
+                <w:sz w:val="19"/>
+              </w:rPr>
+              <w:t>，60 次运行 2 次失败且 0 次「零源码编辑」。口径：不再追求「终点可复现」，而是</w:t>
+            </w:r>
+            <w:r>
+              <w:rPr>
+                <w:rFonts w:ascii="微软雅黑" w:hAnsi="微软雅黑" w:eastAsia="微软雅黑"/>
+                <w:b/>
+                <w:sz w:val="19"/>
+              </w:rPr>
+              <w:t>接近量程时让 Agent 自助收尾</w:t>
+            </w:r>
+            <w:r>
+              <w:rPr>
+                <w:rFonts w:ascii="微软雅黑" w:hAnsi="微软雅黑" w:eastAsia="微软雅黑"/>
+                <w:b w:val="0"/>
+                <w:sz w:val="19"/>
+              </w:rPr>
+              <w:t>（</w:t>
             </w:r>
             <w:r>
               <w:rPr>
@@ -489,7 +521,7 @@
                 <w:b w:val="0"/>
                 <w:sz w:val="19"/>
               </w:rPr>
-              <w:t xml:space="preserve"> 结论 23</w:t>
+              <w:t xml:space="preserve"> 结论 25）</w:t>
             </w:r>
           </w:p>
         </w:tc>
@@ -617,7 +649,7 @@
           <w:b w:val="0"/>
           <w:sz w:val="21"/>
         </w:rPr>
-        <w:t>下一步（2026-09-22）：让"从不主动收尾、每轮都撞天花板"的那几条任务能收尾</w:t>
+        <w:t>下一步（2026-09-23）：收紧命令超时（90 → 45s 单变量）并治理「重复跑同类 pytest」——提示的副作用是</w:t>
       </w:r>
     </w:p>
     <w:p>
@@ -626,20 +658,12 @@
       </w:pPr>
       <w:r>
         <w:rPr>
-          <w:rFonts w:ascii="微软雅黑" w:hAnsi="微软雅黑" w:eastAsia="微软雅黑"/>
-          <w:b w:val="0"/>
-          <w:sz w:val="21"/>
-        </w:rPr>
-        <w:t xml:space="preserve">（接近量程时注入"现在必须提交"），用 </w:t>
-      </w:r>
-      <w:r>
-        <w:rPr>
           <w:rFonts w:ascii="Consolas" w:hAnsi="Consolas" w:eastAsia="Consolas"/>
           <w:b w:val="0"/>
           <w:color w:val="C0392B"/>
           <w:sz w:val="19"/>
         </w:rPr>
-        <w:t>--only</w:t>
+        <w:t>werkzeug-int-str-strict</w:t>
       </w:r>
       <w:r>
         <w:rPr>
@@ -647,7 +671,24 @@
           <w:b w:val="0"/>
           <w:sz w:val="21"/>
         </w:rPr>
-        <w:t xml:space="preserve"> 定向验证；再补空补丁的抢救（终止时工作区是脏的就照常提交 diff）。</w:t>
+        <w:t xml:space="preserve"> 一条吃掉整批 84% 的墙钟（5 次 90s 超时）；随后单看 </w:t>
+      </w:r>
+      <w:r>
+        <w:rPr>
+          <w:rFonts w:ascii="Consolas" w:hAnsi="Consolas" w:eastAsia="Consolas"/>
+          <w:b w:val="0"/>
+          <w:color w:val="C0392B"/>
+          <w:sz w:val="19"/>
+        </w:rPr>
+        <w:t>click-unset-defaults</w:t>
+      </w:r>
+      <w:r>
+        <w:rPr>
+          <w:rFonts w:ascii="微软雅黑" w:hAnsi="微软雅黑" w:eastAsia="微软雅黑"/>
+          <w:b w:val="0"/>
+          <w:sz w:val="21"/>
+        </w:rPr>
+        <w:t>。</w:t>
       </w:r>
     </w:p>
     <w:p>
